--- a/13. ArrayMatrixManipulation/79 Array - Product Except Self (PrefixSuffix Products).docx
+++ b/13. ArrayMatrixManipulation/79 Array - Product Except Self (PrefixSuffix Products).docx
@@ -16,6 +16,13 @@
         </w:rPr>
         <w:t>LC#238:PRODUCT OF ARRAY EXCEPT SELF</w:t>
       </w:r>
+      <w:r>
+        <w:rPr>
+          <w:b/>
+          <w:bCs/>
+        </w:rPr>
+        <w:t xml:space="preserve"> </w:t>
+      </w:r>
     </w:p>
     <w:p>
       <w:pPr>
@@ -30,6 +37,13 @@
           <w:bCs/>
         </w:rPr>
         <w:t>APP1:</w:t>
+      </w:r>
+      <w:r>
+        <w:rPr>
+          <w:b/>
+          <w:bCs/>
+        </w:rPr>
+        <w:t xml:space="preserve"> TC: O(N) , SC:O(N)</w:t>
       </w:r>
     </w:p>
     <w:p>
@@ -452,25 +466,12 @@
         <w:lastRenderedPageBreak/>
         <w:t xml:space="preserve">APP:OPTIMAL </w:t>
       </w:r>
-    </w:p>
-    <w:p>
-      <w:pPr>
-        <w:pStyle w:val="ListParagraph"/>
-        <w:numPr>
-          <w:ilvl w:val="0"/>
-          <w:numId w:val="1"/>
-        </w:numPr>
-        <w:rPr>
-          <w:b/>
-          <w:bCs/>
-        </w:rPr>
-      </w:pPr>
-      <w:r>
-        <w:rPr>
-          <w:b/>
-          <w:bCs/>
-        </w:rPr>
-        <w:t>Instead of two arrays use a variable suffix</w:t>
+      <w:r>
+        <w:rPr>
+          <w:b/>
+          <w:bCs/>
+        </w:rPr>
+        <w:t xml:space="preserve"> TC: O(N) , SC: O(1)</w:t>
       </w:r>
     </w:p>
     <w:p>
@@ -514,14 +515,49 @@
     </w:p>
     <w:p>
       <w:r>
-        <w:t>        int[] res = new int[n];</w:t>
-      </w:r>
-    </w:p>
-    <w:p>
-      <w:r>
-        <w:t>        res[0] = 1;</w:t>
-      </w:r>
-    </w:p>
+        <w:t xml:space="preserve">        int[] </w:t>
+      </w:r>
+      <w:proofErr w:type="spellStart"/>
+      <w:r>
+        <w:t>ans</w:t>
+      </w:r>
+      <w:proofErr w:type="spellEnd"/>
+      <w:r>
+        <w:t xml:space="preserve"> = new int[n];</w:t>
+      </w:r>
+    </w:p>
+    <w:p>
+      <w:r>
+        <w:t xml:space="preserve">        </w:t>
+      </w:r>
+      <w:proofErr w:type="spellStart"/>
+      <w:r>
+        <w:t>Arrays.fill</w:t>
+      </w:r>
+      <w:proofErr w:type="spellEnd"/>
+      <w:r>
+        <w:t>(</w:t>
+      </w:r>
+      <w:proofErr w:type="spellStart"/>
+      <w:r>
+        <w:t>ans</w:t>
+      </w:r>
+      <w:proofErr w:type="spellEnd"/>
+      <w:r>
+        <w:t>, 1);</w:t>
+      </w:r>
+    </w:p>
+    <w:p>
+      <w:r>
+        <w:t>        int prefix = 1;</w:t>
+      </w:r>
+    </w:p>
+    <w:p>
+      <w:r>
+        <w:t>        int suffix = 1;</w:t>
+      </w:r>
+    </w:p>
+    <w:p/>
     <w:p>
       <w:r>
         <w:t xml:space="preserve">        for (int </w:t>
@@ -532,7 +568,7 @@
       </w:r>
       <w:proofErr w:type="spellEnd"/>
       <w:r>
-        <w:t xml:space="preserve"> = 1; </w:t>
+        <w:t xml:space="preserve"> = 0; </w:t>
       </w:r>
       <w:proofErr w:type="spellStart"/>
       <w:r>
@@ -553,7 +589,15 @@
     </w:p>
     <w:p>
       <w:r>
-        <w:t>            res[</w:t>
+        <w:t xml:space="preserve">            </w:t>
+      </w:r>
+      <w:proofErr w:type="spellStart"/>
+      <w:r>
+        <w:t>ans</w:t>
+      </w:r>
+      <w:proofErr w:type="spellEnd"/>
+      <w:r>
+        <w:t>[</w:t>
       </w:r>
       <w:proofErr w:type="spellStart"/>
       <w:r>
@@ -561,7 +605,12 @@
       </w:r>
       <w:proofErr w:type="spellEnd"/>
       <w:r>
-        <w:t xml:space="preserve">] = res[i-1] * </w:t>
+        <w:t>] *= prefix;</w:t>
+      </w:r>
+    </w:p>
+    <w:p>
+      <w:r>
+        <w:t xml:space="preserve">            prefix *= </w:t>
       </w:r>
       <w:proofErr w:type="spellStart"/>
       <w:r>
@@ -569,7 +618,58 @@
       </w:r>
       <w:proofErr w:type="spellEnd"/>
       <w:r>
-        <w:t>[i-1];</w:t>
+        <w:t>[</w:t>
+      </w:r>
+      <w:proofErr w:type="spellStart"/>
+      <w:r>
+        <w:t>i</w:t>
+      </w:r>
+      <w:proofErr w:type="spellEnd"/>
+      <w:r>
+        <w:t>];</w:t>
+      </w:r>
+    </w:p>
+    <w:p/>
+    <w:p>
+      <w:r>
+        <w:t xml:space="preserve">            </w:t>
+      </w:r>
+      <w:proofErr w:type="spellStart"/>
+      <w:r>
+        <w:t>ans</w:t>
+      </w:r>
+      <w:proofErr w:type="spellEnd"/>
+      <w:r>
+        <w:t xml:space="preserve">[n - 1 - </w:t>
+      </w:r>
+      <w:proofErr w:type="spellStart"/>
+      <w:r>
+        <w:t>i</w:t>
+      </w:r>
+      <w:proofErr w:type="spellEnd"/>
+      <w:r>
+        <w:t>] *= suffix;</w:t>
+      </w:r>
+    </w:p>
+    <w:p>
+      <w:r>
+        <w:t xml:space="preserve">            suffix *= </w:t>
+      </w:r>
+      <w:proofErr w:type="spellStart"/>
+      <w:r>
+        <w:t>nums</w:t>
+      </w:r>
+      <w:proofErr w:type="spellEnd"/>
+      <w:r>
+        <w:t xml:space="preserve">[n - 1 - </w:t>
+      </w:r>
+      <w:proofErr w:type="spellStart"/>
+      <w:r>
+        <w:t>i</w:t>
+      </w:r>
+      <w:proofErr w:type="spellEnd"/>
+      <w:r>
+        <w:t>];</w:t>
       </w:r>
     </w:p>
     <w:p>
@@ -579,88 +679,15 @@
     </w:p>
     <w:p>
       <w:r>
-        <w:t>        int suffix = 1;</w:t>
-      </w:r>
-    </w:p>
-    <w:p>
-      <w:r>
-        <w:t xml:space="preserve">        for (int </w:t>
-      </w:r>
-      <w:proofErr w:type="spellStart"/>
-      <w:r>
-        <w:t>i</w:t>
-      </w:r>
-      <w:proofErr w:type="spellEnd"/>
-      <w:r>
-        <w:t xml:space="preserve"> = n-1; </w:t>
-      </w:r>
-      <w:proofErr w:type="spellStart"/>
-      <w:r>
-        <w:t>i</w:t>
-      </w:r>
-      <w:proofErr w:type="spellEnd"/>
-      <w:r>
-        <w:t xml:space="preserve"> &gt;= 0; </w:t>
-      </w:r>
-      <w:proofErr w:type="spellStart"/>
-      <w:r>
-        <w:t>i</w:t>
-      </w:r>
-      <w:proofErr w:type="spellEnd"/>
-      <w:r>
-        <w:t>--) {</w:t>
-      </w:r>
-    </w:p>
-    <w:p>
-      <w:r>
-        <w:t>            res[</w:t>
-      </w:r>
-      <w:proofErr w:type="spellStart"/>
-      <w:r>
-        <w:t>i</w:t>
-      </w:r>
-      <w:proofErr w:type="spellEnd"/>
-      <w:r>
-        <w:t>] = res[</w:t>
-      </w:r>
-      <w:proofErr w:type="spellStart"/>
-      <w:r>
-        <w:t>i</w:t>
-      </w:r>
-      <w:proofErr w:type="spellEnd"/>
-      <w:r>
-        <w:t>] * suffix;</w:t>
-      </w:r>
-    </w:p>
-    <w:p>
-      <w:r>
-        <w:t xml:space="preserve">            suffix *= </w:t>
-      </w:r>
-      <w:proofErr w:type="spellStart"/>
-      <w:r>
-        <w:t>nums</w:t>
-      </w:r>
-      <w:proofErr w:type="spellEnd"/>
-      <w:r>
-        <w:t>[</w:t>
-      </w:r>
-      <w:proofErr w:type="spellStart"/>
-      <w:r>
-        <w:t>i</w:t>
-      </w:r>
-      <w:proofErr w:type="spellEnd"/>
-      <w:r>
-        <w:t>];</w:t>
-      </w:r>
-    </w:p>
-    <w:p>
-      <w:r>
-        <w:t>        }</w:t>
-      </w:r>
-    </w:p>
-    <w:p>
-      <w:r>
-        <w:t>        return res;</w:t>
+        <w:t xml:space="preserve">        return </w:t>
+      </w:r>
+      <w:proofErr w:type="spellStart"/>
+      <w:r>
+        <w:t>ans</w:t>
+      </w:r>
+      <w:proofErr w:type="spellEnd"/>
+      <w:r>
+        <w:t>;</w:t>
       </w:r>
     </w:p>
     <w:p>
